--- a/SPASAM-MSE-Final_Clean.docx
+++ b/SPASAM-MSE-Final_Clean.docx
@@ -8872,7 +8872,23 @@
           <w:color w:val="000000"/>
           <w:lang w:eastAsia="zh-CN"/>
         </w:rPr>
-        <w:t xml:space="preserve">Spatial misalignment can lead to biased parameter estimates and, in turn, suboptimal management advice. Using SPASAM-MSE, we evaluate trade-offs among estimation models with varying spatial structures to examine how these differences influence management outcomes. </w:t>
+        <w:t>Spatial misalignment can lead to biased parameter estimates and, in turn, suboptimal management advice. Using SPASAM-MSE, we evaluate trade-offs among estimation models with varying spatial structures to examine how these differences influence management outcomes</w:t>
+      </w:r>
+      <w:r>
+        <w:rPr>
+          <w:rFonts w:eastAsia="Times New Roman"/>
+          <w:color w:val="000000"/>
+          <w:lang w:eastAsia="zh-CN"/>
+        </w:rPr>
+        <w:t xml:space="preserve"> (Figure 5)</w:t>
+      </w:r>
+      <w:r>
+        <w:rPr>
+          <w:rFonts w:eastAsia="Times New Roman"/>
+          <w:color w:val="000000"/>
+          <w:lang w:eastAsia="zh-CN"/>
+        </w:rPr>
+        <w:t xml:space="preserve">. </w:t>
       </w:r>
     </w:p>
     <w:p>
@@ -20212,7 +20228,7 @@
           <w:noProof/>
         </w:rPr>
         <w:drawing>
-          <wp:inline distT="0" distB="0" distL="0" distR="0" wp14:anchorId="3342D831" wp14:editId="3A27DDF5">
+          <wp:inline distT="0" distB="0" distL="0" distR="0" wp14:anchorId="3342D831" wp14:editId="0FF9B237">
             <wp:extent cx="5002738" cy="5854700"/>
             <wp:effectExtent l="0" t="0" r="7620" b="0"/>
             <wp:docPr id="1239159574" name="Picture 2"/>
@@ -25223,6 +25239,7 @@
   <w:style w:type="character" w:default="1" w:styleId="DefaultParagraphFont">
     <w:name w:val="Default Paragraph Font"/>
     <w:uiPriority w:val="1"/>
+    <w:semiHidden/>
     <w:unhideWhenUsed/>
   </w:style>
   <w:style w:type="table" w:default="1" w:styleId="TableNormal">
